--- a/docs/kuwenta-tech-stack.docx
+++ b/docs/kuwenta-tech-stack.docx
@@ -270,7 +270,7 @@
                 <w:szCs w:val="18"/>
                 <w:rFonts w:ascii="Arial" w:cs="Arial" w:eastAsia="Arial" w:hAnsi="Arial"/>
               </w:rPr>
-              <w:t xml:space="preserve">1.0 (Draft)</w:t>
+              <w:t xml:space="preserve">1.1 (Draft) – diagram links updated</w:t>
             </w:r>
           </w:p>
         </w:tc>
@@ -444,7 +444,7 @@
                 <w:szCs w:val="18"/>
                 <w:rFonts w:ascii="Arial" w:cs="Arial" w:eastAsia="Arial" w:hAnsi="Arial"/>
               </w:rPr>
-              <w:t xml:space="preserve">kuwenta-requirements.md, kuwenta-external-apis.md, kuwenta-aws-prd.drawio.svg</w:t>
+              <w:t xml:space="preserve">kuwenta-requirements.md, kuwenta-external-apis.md, design/kuwenta-aws-overview.drawio.svg</w:t>
             </w:r>
           </w:p>
         </w:tc>
@@ -7472,7 +7472,7 @@
           <w:szCs w:val="17"/>
           <w:rFonts w:ascii="Consolas" w:cs="Consolas" w:eastAsia="Consolas" w:hAnsi="Consolas"/>
         </w:rPr>
-        <w:t xml:space="preserve">├─ docs/                   Requirements, diagrams, this document</w:t>
+        <w:t xml:space="preserve">├─ docs/                   Requirements, tech stack, external APIs; diagrams in docs/design/</w:t>
       </w:r>
     </w:p>
     <w:p>
@@ -7783,7 +7783,7 @@
         <w:szCs w:val="16"/>
         <w:rFonts w:ascii="Arial" w:cs="Arial" w:eastAsia="Arial" w:hAnsi="Arial"/>
       </w:rPr>
-      <w:t xml:space="preserve">Kuwenta – Tech Stack v1.0    Page </w:t>
+      <w:t xml:space="preserve">Kuwenta – Tech Stack v1.1    Page </w:t>
     </w:r>
     <w:r>
       <w:rPr>
